--- a/docs/Course_Name.docx
+++ b/docs/Course_Name.docx
@@ -7240,7 +7240,7 @@
       </w:r>
     </w:p>
     <w:bookmarkEnd w:id="100"/>
-    <w:bookmarkStart w:id="111" w:name="about-the-authors"/>
+    <w:bookmarkStart w:id="102" w:name="about-the-authors"/>
     <w:p>
       <w:pPr>
         <w:pStyle w:val="Heading1"/>
@@ -7288,13 +7288,13 @@
     <w:tbl>
       <w:tblPr>
         <w:tblStyle w:val="Table"/>
-        <w:tblW w:type="pct" w:w="5000"/>
+        <w:tblW w:type="auto" w:w="0"/>
         <w:tblLook w:firstRow="1" w:lastRow="0" w:firstColumn="0" w:lastColumn="0" w:noHBand="0" w:noVBand="0" w:val="0020"/>
         <w:jc w:val="start"/>
       </w:tblPr>
       <w:tblGrid>
-        <w:gridCol w:w="4620"/>
-        <w:gridCol w:w="3300"/>
+        <w:gridCol w:w="3960"/>
+        <w:gridCol w:w="3960"/>
       </w:tblGrid>
       <w:tr>
         <w:trPr>
@@ -7334,32 +7334,6 @@
               <w:jc w:val="left"/>
             </w:pPr>
             <w:r>
-              <w:rPr>
-                <w:bCs/>
-                <w:b/>
-              </w:rPr>
-              <w:t xml:space="preserve">Pedagogy</w:t>
-            </w:r>
-          </w:p>
-        </w:tc>
-        <w:tc>
-          <w:tcPr/>
-          <w:p>
-            <w:pPr>
-              <w:pStyle w:val="Compact"/>
-            </w:pPr>
-          </w:p>
-        </w:tc>
-      </w:tr>
-      <w:tr>
-        <w:tc>
-          <w:tcPr/>
-          <w:p>
-            <w:pPr>
-              <w:pStyle w:val="Compact"/>
-              <w:jc w:val="left"/>
-            </w:pPr>
-            <w:r>
               <w:t xml:space="preserve">Lead Content Instructor(s)</w:t>
             </w:r>
           </w:p>
@@ -7371,875 +7345,8 @@
               <w:pStyle w:val="Compact"/>
               <w:jc w:val="left"/>
             </w:pPr>
-            <w:hyperlink r:id="rId102">
-              <w:r>
-                <w:rPr>
-                  <w:rStyle w:val="Hyperlink"/>
-                </w:rPr>
-                <w:t xml:space="preserve">FirstName LastName</w:t>
-              </w:r>
-            </w:hyperlink>
-          </w:p>
-        </w:tc>
-      </w:tr>
-      <w:tr>
-        <w:tc>
-          <w:tcPr/>
-          <w:p>
-            <w:pPr>
-              <w:pStyle w:val="Compact"/>
-              <w:jc w:val="left"/>
-            </w:pPr>
             <w:r>
-              <w:t xml:space="preserve">Lecturer(s) (include chapter name/link in parentheses if only for specific chapters) - make new line if more than one chapter involved</w:t>
-            </w:r>
-          </w:p>
-        </w:tc>
-        <w:tc>
-          <w:tcPr/>
-          <w:p>
-            <w:pPr>
-              <w:pStyle w:val="Compact"/>
-              <w:jc w:val="left"/>
-            </w:pPr>
-            <w:r>
-              <w:t xml:space="preserve">Delivered the course in some way - video or audio</w:t>
-            </w:r>
-          </w:p>
-        </w:tc>
-      </w:tr>
-      <w:tr>
-        <w:tc>
-          <w:tcPr/>
-          <w:p>
-            <w:pPr>
-              <w:pStyle w:val="Compact"/>
-              <w:jc w:val="left"/>
-            </w:pPr>
-            <w:r>
-              <w:t xml:space="preserve">Content Author(s) (include chapter name/link in parentheses if only for specific chapters) - make new line if more than one chapter involved</w:t>
-            </w:r>
-          </w:p>
-        </w:tc>
-        <w:tc>
-          <w:tcPr/>
-          <w:p>
-            <w:pPr>
-              <w:pStyle w:val="Compact"/>
-              <w:jc w:val="left"/>
-            </w:pPr>
-            <w:r>
-              <w:t xml:space="preserve">If any other authors besides lead instructor</w:t>
-            </w:r>
-          </w:p>
-        </w:tc>
-      </w:tr>
-      <w:tr>
-        <w:tc>
-          <w:tcPr/>
-          <w:p>
-            <w:pPr>
-              <w:pStyle w:val="Compact"/>
-              <w:jc w:val="left"/>
-            </w:pPr>
-            <w:r>
-              <w:t xml:space="preserve">Content Contributor(s) (include section name/link in parentheses) - make new line if more than one section involved</w:t>
-            </w:r>
-          </w:p>
-        </w:tc>
-        <w:tc>
-          <w:tcPr/>
-          <w:p>
-            <w:pPr>
-              <w:pStyle w:val="Compact"/>
-              <w:jc w:val="left"/>
-            </w:pPr>
-            <w:r>
-              <w:t xml:space="preserve">Wrote less than a chapter</w:t>
-            </w:r>
-          </w:p>
-        </w:tc>
-      </w:tr>
-      <w:tr>
-        <w:tc>
-          <w:tcPr/>
-          <w:p>
-            <w:pPr>
-              <w:pStyle w:val="Compact"/>
-              <w:jc w:val="left"/>
-            </w:pPr>
-            <w:r>
-              <w:t xml:space="preserve">Content Editor(s)/Reviewer(s)</w:t>
-            </w:r>
-          </w:p>
-        </w:tc>
-        <w:tc>
-          <w:tcPr/>
-          <w:p>
-            <w:pPr>
-              <w:pStyle w:val="Compact"/>
-              <w:jc w:val="left"/>
-            </w:pPr>
-            <w:r>
-              <w:t xml:space="preserve">Checked your content</w:t>
-            </w:r>
-          </w:p>
-        </w:tc>
-      </w:tr>
-      <w:tr>
-        <w:tc>
-          <w:tcPr/>
-          <w:p>
-            <w:pPr>
-              <w:pStyle w:val="Compact"/>
-              <w:jc w:val="left"/>
-            </w:pPr>
-            <w:r>
-              <w:t xml:space="preserve">Content Director(s)</w:t>
-            </w:r>
-          </w:p>
-        </w:tc>
-        <w:tc>
-          <w:tcPr/>
-          <w:p>
-            <w:pPr>
-              <w:pStyle w:val="Compact"/>
-              <w:jc w:val="left"/>
-            </w:pPr>
-            <w:r>
-              <w:t xml:space="preserve">Helped guide the content direction</w:t>
-            </w:r>
-          </w:p>
-        </w:tc>
-      </w:tr>
-      <w:tr>
-        <w:tc>
-          <w:tcPr/>
-          <w:p>
-            <w:pPr>
-              <w:pStyle w:val="Compact"/>
-              <w:jc w:val="left"/>
-            </w:pPr>
-            <w:r>
-              <w:t xml:space="preserve">Content Consultants (include chapter name/link in parentheses or word</w:t>
-            </w:r>
-            <w:r>
-              <w:t xml:space="preserve"> </w:t>
-            </w:r>
-            <w:r>
-              <w:t xml:space="preserve">“</w:t>
-            </w:r>
-            <w:r>
-              <w:t xml:space="preserve">General</w:t>
-            </w:r>
-            <w:r>
-              <w:t xml:space="preserve">”</w:t>
-            </w:r>
-            <w:r>
-              <w:t xml:space="preserve">) - make new line if more than one chapter involved</w:t>
-            </w:r>
-          </w:p>
-        </w:tc>
-        <w:tc>
-          <w:tcPr/>
-          <w:p>
-            <w:pPr>
-              <w:pStyle w:val="Compact"/>
-              <w:jc w:val="left"/>
-            </w:pPr>
-            <w:r>
-              <w:t xml:space="preserve">Gave high level advice on content</w:t>
-            </w:r>
-          </w:p>
-        </w:tc>
-      </w:tr>
-      <w:tr>
-        <w:tc>
-          <w:tcPr/>
-          <w:p>
-            <w:pPr>
-              <w:pStyle w:val="Compact"/>
-              <w:jc w:val="left"/>
-            </w:pPr>
-            <w:r>
-              <w:t xml:space="preserve">Acknowledgments</w:t>
-            </w:r>
-          </w:p>
-        </w:tc>
-        <w:tc>
-          <w:tcPr/>
-          <w:p>
-            <w:pPr>
-              <w:pStyle w:val="Compact"/>
-              <w:jc w:val="left"/>
-            </w:pPr>
-            <w:r>
-              <w:t xml:space="preserve">Gave small assistance to content but not to the level of consulting</w:t>
-            </w:r>
-          </w:p>
-        </w:tc>
-      </w:tr>
-      <w:tr>
-        <w:tc>
-          <w:tcPr/>
-          <w:p>
-            <w:pPr>
-              <w:pStyle w:val="Compact"/>
-              <w:jc w:val="left"/>
-            </w:pPr>
-            <w:r>
-              <w:rPr>
-                <w:bCs/>
-                <w:b/>
-              </w:rPr>
-              <w:t xml:space="preserve">Production</w:t>
-            </w:r>
-          </w:p>
-        </w:tc>
-        <w:tc>
-          <w:tcPr/>
-          <w:p>
-            <w:pPr>
-              <w:pStyle w:val="Compact"/>
-            </w:pPr>
-          </w:p>
-        </w:tc>
-      </w:tr>
-      <w:tr>
-        <w:tc>
-          <w:tcPr/>
-          <w:p>
-            <w:pPr>
-              <w:pStyle w:val="Compact"/>
-              <w:jc w:val="left"/>
-            </w:pPr>
-            <w:r>
-              <w:t xml:space="preserve">Content Publisher(s)</w:t>
-            </w:r>
-          </w:p>
-        </w:tc>
-        <w:tc>
-          <w:tcPr/>
-          <w:p>
-            <w:pPr>
-              <w:pStyle w:val="Compact"/>
-              <w:jc w:val="left"/>
-            </w:pPr>
-            <w:r>
-              <w:t xml:space="preserve">Helped with publishing platform</w:t>
-            </w:r>
-          </w:p>
-        </w:tc>
-      </w:tr>
-      <w:tr>
-        <w:tc>
-          <w:tcPr/>
-          <w:p>
-            <w:pPr>
-              <w:pStyle w:val="Compact"/>
-              <w:jc w:val="left"/>
-            </w:pPr>
-            <w:r>
-              <w:t xml:space="preserve">Content Publishing Reviewer(s)</w:t>
-            </w:r>
-          </w:p>
-        </w:tc>
-        <w:tc>
-          <w:tcPr/>
-          <w:p>
-            <w:pPr>
-              <w:pStyle w:val="Compact"/>
-              <w:jc w:val="left"/>
-            </w:pPr>
-            <w:r>
-              <w:t xml:space="preserve">Reviewed overall content and aesthetics on publishing platform</w:t>
-            </w:r>
-          </w:p>
-        </w:tc>
-      </w:tr>
-      <w:tr>
-        <w:tc>
-          <w:tcPr/>
-          <w:p>
-            <w:pPr>
-              <w:pStyle w:val="Compact"/>
-              <w:jc w:val="left"/>
-            </w:pPr>
-            <w:r>
-              <w:rPr>
-                <w:bCs/>
-                <w:b/>
-              </w:rPr>
-              <w:t xml:space="preserve">Technical</w:t>
-            </w:r>
-          </w:p>
-        </w:tc>
-        <w:tc>
-          <w:tcPr/>
-          <w:p>
-            <w:pPr>
-              <w:pStyle w:val="Compact"/>
-            </w:pPr>
-          </w:p>
-        </w:tc>
-      </w:tr>
-      <w:tr>
-        <w:tc>
-          <w:tcPr/>
-          <w:p>
-            <w:pPr>
-              <w:pStyle w:val="Compact"/>
-              <w:jc w:val="left"/>
-            </w:pPr>
-            <w:r>
-              <w:t xml:space="preserve">Course Publishing Engineer(s)</w:t>
-            </w:r>
-          </w:p>
-        </w:tc>
-        <w:tc>
-          <w:tcPr/>
-          <w:p>
-            <w:pPr>
-              <w:pStyle w:val="Compact"/>
-              <w:jc w:val="left"/>
-            </w:pPr>
-            <w:r>
-              <w:t xml:space="preserve">Helped with the code for the technical aspects related to the specific course generation</w:t>
-            </w:r>
-          </w:p>
-        </w:tc>
-      </w:tr>
-      <w:tr>
-        <w:tc>
-          <w:tcPr/>
-          <w:p>
-            <w:pPr>
-              <w:pStyle w:val="Compact"/>
-              <w:jc w:val="left"/>
-            </w:pPr>
-            <w:r>
-              <w:t xml:space="preserve">Template Publishing Engineers</w:t>
-            </w:r>
-          </w:p>
-        </w:tc>
-        <w:tc>
-          <w:tcPr/>
-          <w:p>
-            <w:pPr>
-              <w:pStyle w:val="Compact"/>
-              <w:jc w:val="left"/>
-            </w:pPr>
-            <w:hyperlink r:id="rId103">
-              <w:r>
-                <w:rPr>
-                  <w:rStyle w:val="Hyperlink"/>
-                </w:rPr>
-                <w:t xml:space="preserve">Candace Savonen</w:t>
-              </w:r>
-            </w:hyperlink>
-            <w:r>
-              <w:t xml:space="preserve">,</w:t>
-            </w:r>
-            <w:r>
-              <w:t xml:space="preserve"> </w:t>
-            </w:r>
-            <w:hyperlink r:id="rId104">
-              <w:r>
-                <w:rPr>
-                  <w:rStyle w:val="Hyperlink"/>
-                </w:rPr>
-                <w:t xml:space="preserve">Carrie Wright</w:t>
-              </w:r>
-            </w:hyperlink>
-            <w:r>
-              <w:t xml:space="preserve">,</w:t>
-            </w:r>
-            <w:r>
-              <w:t xml:space="preserve"> </w:t>
-            </w:r>
-            <w:hyperlink r:id="rId105">
-              <w:r>
-                <w:rPr>
-                  <w:rStyle w:val="Hyperlink"/>
-                </w:rPr>
-                <w:t xml:space="preserve">Ava Hoffman</w:t>
-              </w:r>
-            </w:hyperlink>
-          </w:p>
-        </w:tc>
-      </w:tr>
-      <w:tr>
-        <w:tc>
-          <w:tcPr/>
-          <w:p>
-            <w:pPr>
-              <w:pStyle w:val="Compact"/>
-              <w:jc w:val="left"/>
-            </w:pPr>
-            <w:r>
-              <w:t xml:space="preserve">Publishing Maintenance Engineer</w:t>
-            </w:r>
-          </w:p>
-        </w:tc>
-        <w:tc>
-          <w:tcPr/>
-          <w:p>
-            <w:pPr>
-              <w:pStyle w:val="Compact"/>
-              <w:jc w:val="left"/>
-            </w:pPr>
-            <w:hyperlink r:id="rId103">
-              <w:r>
-                <w:rPr>
-                  <w:rStyle w:val="Hyperlink"/>
-                </w:rPr>
-                <w:t xml:space="preserve">Candace Savonen</w:t>
-              </w:r>
-            </w:hyperlink>
-          </w:p>
-        </w:tc>
-      </w:tr>
-      <w:tr>
-        <w:tc>
-          <w:tcPr/>
-          <w:p>
-            <w:pPr>
-              <w:pStyle w:val="Compact"/>
-              <w:jc w:val="left"/>
-            </w:pPr>
-            <w:r>
-              <w:t xml:space="preserve">Technical Publishing Stylists</w:t>
-            </w:r>
-          </w:p>
-        </w:tc>
-        <w:tc>
-          <w:tcPr/>
-          <w:p>
-            <w:pPr>
-              <w:pStyle w:val="Compact"/>
-              <w:jc w:val="left"/>
-            </w:pPr>
-            <w:hyperlink r:id="rId104">
-              <w:r>
-                <w:rPr>
-                  <w:rStyle w:val="Hyperlink"/>
-                </w:rPr>
-                <w:t xml:space="preserve">Carrie Wright</w:t>
-              </w:r>
-            </w:hyperlink>
-            <w:r>
-              <w:t xml:space="preserve">,</w:t>
-            </w:r>
-            <w:r>
-              <w:t xml:space="preserve"> </w:t>
-            </w:r>
-            <w:hyperlink r:id="rId105">
-              <w:r>
-                <w:rPr>
-                  <w:rStyle w:val="Hyperlink"/>
-                </w:rPr>
-                <w:t xml:space="preserve">Ava Hoffman</w:t>
-              </w:r>
-            </w:hyperlink>
-            <w:r>
-              <w:t xml:space="preserve">,</w:t>
-            </w:r>
-            <w:r>
-              <w:t xml:space="preserve"> </w:t>
-            </w:r>
-            <w:hyperlink r:id="rId103">
-              <w:r>
-                <w:rPr>
-                  <w:rStyle w:val="Hyperlink"/>
-                </w:rPr>
-                <w:t xml:space="preserve">Candace Savonen</w:t>
-              </w:r>
-            </w:hyperlink>
-            <w:r>
-              <w:t xml:space="preserve">,</w:t>
-            </w:r>
-            <w:r>
-              <w:t xml:space="preserve"> </w:t>
-            </w:r>
-            <w:hyperlink r:id="rId106">
-              <w:r>
-                <w:rPr>
-                  <w:rStyle w:val="Hyperlink"/>
-                </w:rPr>
-                <w:t xml:space="preserve">Katherine Cox</w:t>
-              </w:r>
-            </w:hyperlink>
-          </w:p>
-        </w:tc>
-      </w:tr>
-      <w:tr>
-        <w:tc>
-          <w:tcPr/>
-          <w:p>
-            <w:pPr>
-              <w:pStyle w:val="Compact"/>
-              <w:jc w:val="left"/>
-            </w:pPr>
-            <w:r>
-              <w:t xml:space="preserve">Package Developers (</w:t>
-            </w:r>
-            <w:hyperlink r:id="rId107">
-              <w:r>
-                <w:rPr>
-                  <w:rStyle w:val="Hyperlink"/>
-                </w:rPr>
-                <w:t xml:space="preserve">ottrpal</w:t>
-              </w:r>
-            </w:hyperlink>
-            <w:r>
-              <w:t xml:space="preserve">)</w:t>
-            </w:r>
-          </w:p>
-        </w:tc>
-        <w:tc>
-          <w:tcPr/>
-          <w:p>
-            <w:pPr>
-              <w:pStyle w:val="Compact"/>
-              <w:jc w:val="left"/>
-            </w:pPr>
-            <w:hyperlink r:id="rId103">
-              <w:r>
-                <w:rPr>
-                  <w:rStyle w:val="Hyperlink"/>
-                </w:rPr>
-                <w:t xml:space="preserve">Candace Savonen</w:t>
-              </w:r>
-            </w:hyperlink>
-            <w:r>
-              <w:t xml:space="preserve">,</w:t>
-            </w:r>
-            <w:r>
-              <w:t xml:space="preserve"> </w:t>
-            </w:r>
-            <w:hyperlink r:id="rId105">
-              <w:r>
-                <w:rPr>
-                  <w:rStyle w:val="Hyperlink"/>
-                </w:rPr>
-                <w:t xml:space="preserve">Ava Hoffman</w:t>
-              </w:r>
-            </w:hyperlink>
-            <w:r>
-              <w:t xml:space="preserve">,</w:t>
-            </w:r>
-            <w:r>
-              <w:t xml:space="preserve"> </w:t>
-            </w:r>
-            <w:hyperlink r:id="rId108">
-              <w:r>
-                <w:rPr>
-                  <w:rStyle w:val="Hyperlink"/>
-                </w:rPr>
-                <w:t xml:space="preserve">Howard Baek</w:t>
-              </w:r>
-            </w:hyperlink>
-            <w:r>
-              <w:t xml:space="preserve">,</w:t>
-            </w:r>
-            <w:r>
-              <w:t xml:space="preserve"> </w:t>
-            </w:r>
-            <w:hyperlink r:id="rId109">
-              <w:r>
-                <w:rPr>
-                  <w:rStyle w:val="Hyperlink"/>
-                </w:rPr>
-                <w:t xml:space="preserve">Kate Isaac</w:t>
-              </w:r>
-            </w:hyperlink>
-            <w:r>
-              <w:t xml:space="preserve">,</w:t>
-            </w:r>
-            <w:r>
-              <w:t xml:space="preserve"> </w:t>
-            </w:r>
-            <w:hyperlink r:id="rId104">
-              <w:r>
-                <w:rPr>
-                  <w:rStyle w:val="Hyperlink"/>
-                </w:rPr>
-                <w:t xml:space="preserve">Carrie Wright</w:t>
-              </w:r>
-            </w:hyperlink>
-            <w:r>
-              <w:t xml:space="preserve">,</w:t>
-            </w:r>
-            <w:r>
-              <w:t xml:space="preserve"> </w:t>
-            </w:r>
-            <w:hyperlink r:id="rId110">
-              <w:r>
-                <w:rPr>
-                  <w:rStyle w:val="Hyperlink"/>
-                </w:rPr>
-                <w:t xml:space="preserve">John Muschelli</w:t>
-              </w:r>
-            </w:hyperlink>
-          </w:p>
-        </w:tc>
-      </w:tr>
-      <w:tr>
-        <w:tc>
-          <w:tcPr/>
-          <w:p>
-            <w:pPr>
-              <w:pStyle w:val="Compact"/>
-              <w:jc w:val="left"/>
-            </w:pPr>
-            <w:r>
-              <w:rPr>
-                <w:bCs/>
-                <w:b/>
-              </w:rPr>
-              <w:t xml:space="preserve">Art and Design</w:t>
-            </w:r>
-          </w:p>
-        </w:tc>
-        <w:tc>
-          <w:tcPr/>
-          <w:p>
-            <w:pPr>
-              <w:pStyle w:val="Compact"/>
-            </w:pPr>
-          </w:p>
-        </w:tc>
-      </w:tr>
-      <w:tr>
-        <w:tc>
-          <w:tcPr/>
-          <w:p>
-            <w:pPr>
-              <w:pStyle w:val="Compact"/>
-              <w:jc w:val="left"/>
-            </w:pPr>
-            <w:r>
-              <w:t xml:space="preserve">Illustrator(s)</w:t>
-            </w:r>
-          </w:p>
-        </w:tc>
-        <w:tc>
-          <w:tcPr/>
-          <w:p>
-            <w:pPr>
-              <w:pStyle w:val="Compact"/>
-              <w:jc w:val="left"/>
-            </w:pPr>
-            <w:r>
-              <w:t xml:space="preserve">Created graphics for the course</w:t>
-            </w:r>
-          </w:p>
-        </w:tc>
-      </w:tr>
-      <w:tr>
-        <w:tc>
-          <w:tcPr/>
-          <w:p>
-            <w:pPr>
-              <w:pStyle w:val="Compact"/>
-              <w:jc w:val="left"/>
-            </w:pPr>
-            <w:r>
-              <w:t xml:space="preserve">Figure Artist(s)</w:t>
-            </w:r>
-          </w:p>
-        </w:tc>
-        <w:tc>
-          <w:tcPr/>
-          <w:p>
-            <w:pPr>
-              <w:pStyle w:val="Compact"/>
-              <w:jc w:val="left"/>
-            </w:pPr>
-            <w:r>
-              <w:t xml:space="preserve">Created figures/plots for course</w:t>
-            </w:r>
-          </w:p>
-        </w:tc>
-      </w:tr>
-      <w:tr>
-        <w:tc>
-          <w:tcPr/>
-          <w:p>
-            <w:pPr>
-              <w:pStyle w:val="Compact"/>
-              <w:jc w:val="left"/>
-            </w:pPr>
-            <w:r>
-              <w:t xml:space="preserve">Videographer(s)</w:t>
-            </w:r>
-          </w:p>
-        </w:tc>
-        <w:tc>
-          <w:tcPr/>
-          <w:p>
-            <w:pPr>
-              <w:pStyle w:val="Compact"/>
-              <w:jc w:val="left"/>
-            </w:pPr>
-            <w:r>
-              <w:t xml:space="preserve">Filmed videos</w:t>
-            </w:r>
-          </w:p>
-        </w:tc>
-      </w:tr>
-      <w:tr>
-        <w:tc>
-          <w:tcPr/>
-          <w:p>
-            <w:pPr>
-              <w:pStyle w:val="Compact"/>
-              <w:jc w:val="left"/>
-            </w:pPr>
-            <w:r>
-              <w:t xml:space="preserve">Videography Editor(s)</w:t>
-            </w:r>
-          </w:p>
-        </w:tc>
-        <w:tc>
-          <w:tcPr/>
-          <w:p>
-            <w:pPr>
-              <w:pStyle w:val="Compact"/>
-              <w:jc w:val="left"/>
-            </w:pPr>
-            <w:r>
-              <w:t xml:space="preserve">Edited film</w:t>
-            </w:r>
-          </w:p>
-        </w:tc>
-      </w:tr>
-      <w:tr>
-        <w:tc>
-          <w:tcPr/>
-          <w:p>
-            <w:pPr>
-              <w:pStyle w:val="Compact"/>
-              <w:jc w:val="left"/>
-            </w:pPr>
-            <w:r>
-              <w:t xml:space="preserve">Audiographer(s)</w:t>
-            </w:r>
-          </w:p>
-        </w:tc>
-        <w:tc>
-          <w:tcPr/>
-          <w:p>
-            <w:pPr>
-              <w:pStyle w:val="Compact"/>
-              <w:jc w:val="left"/>
-            </w:pPr>
-            <w:r>
-              <w:t xml:space="preserve">Recorded audio</w:t>
-            </w:r>
-          </w:p>
-        </w:tc>
-      </w:tr>
-      <w:tr>
-        <w:tc>
-          <w:tcPr/>
-          <w:p>
-            <w:pPr>
-              <w:pStyle w:val="Compact"/>
-              <w:jc w:val="left"/>
-            </w:pPr>
-            <w:r>
-              <w:t xml:space="preserve">Audiography Editor(s)</w:t>
-            </w:r>
-          </w:p>
-        </w:tc>
-        <w:tc>
-          <w:tcPr/>
-          <w:p>
-            <w:pPr>
-              <w:pStyle w:val="Compact"/>
-              <w:jc w:val="left"/>
-            </w:pPr>
-            <w:r>
-              <w:t xml:space="preserve">Edited audio recordings</w:t>
-            </w:r>
-          </w:p>
-        </w:tc>
-      </w:tr>
-      <w:tr>
-        <w:tc>
-          <w:tcPr/>
-          <w:p>
-            <w:pPr>
-              <w:pStyle w:val="Compact"/>
-              <w:jc w:val="left"/>
-            </w:pPr>
-            <w:r>
-              <w:rPr>
-                <w:bCs/>
-                <w:b/>
-              </w:rPr>
-              <w:t xml:space="preserve">Funding</w:t>
-            </w:r>
-          </w:p>
-        </w:tc>
-        <w:tc>
-          <w:tcPr/>
-          <w:p>
-            <w:pPr>
-              <w:pStyle w:val="Compact"/>
-            </w:pPr>
-          </w:p>
-        </w:tc>
-      </w:tr>
-      <w:tr>
-        <w:tc>
-          <w:tcPr/>
-          <w:p>
-            <w:pPr>
-              <w:pStyle w:val="Compact"/>
-              <w:jc w:val="left"/>
-            </w:pPr>
-            <w:r>
-              <w:t xml:space="preserve">Funder(s)</w:t>
-            </w:r>
-          </w:p>
-        </w:tc>
-        <w:tc>
-          <w:tcPr/>
-          <w:p>
-            <w:pPr>
-              <w:pStyle w:val="Compact"/>
-              <w:jc w:val="left"/>
-            </w:pPr>
-            <w:r>
-              <w:t xml:space="preserve">Institution/individual who funded course including grant number</w:t>
-            </w:r>
-          </w:p>
-        </w:tc>
-      </w:tr>
-      <w:tr>
-        <w:tc>
-          <w:tcPr/>
-          <w:p>
-            <w:pPr>
-              <w:pStyle w:val="Compact"/>
-              <w:jc w:val="left"/>
-            </w:pPr>
-            <w:r>
-              <w:t xml:space="preserve">Funding Staff</w:t>
-            </w:r>
-          </w:p>
-        </w:tc>
-        <w:tc>
-          <w:tcPr/>
-          <w:p>
-            <w:pPr>
-              <w:pStyle w:val="Compact"/>
-              <w:jc w:val="left"/>
-            </w:pPr>
-            <w:r>
-              <w:t xml:space="preserve">Staff members who help with funding</w:t>
+              <w:t xml:space="preserve">[Javier Carpinteyro-Ponce], [Frederick Tan]</w:t>
             </w:r>
           </w:p>
         </w:tc>
@@ -8795,26 +7902,21 @@
         <w:t xml:space="preserve">## ──────────────────────────────────────────────────────────────────────────────</w:t>
       </w:r>
     </w:p>
-    <w:bookmarkEnd w:id="111"/>
-    <w:bookmarkStart w:id="112" w:name="references"/>
-    <w:p>
-      <w:pPr>
-        <w:pStyle w:val="Heading1"/>
-      </w:pPr>
-      <w:r>
-        <w:rPr>
-          <w:rStyle w:val="SectionNumber"/>
-        </w:rPr>
-        <w:t xml:space="preserve">10</w:t>
-      </w:r>
-      <w:r>
-        <w:tab/>
-      </w:r>
-      <w:r>
-        <w:t xml:space="preserve">References</w:t>
-      </w:r>
-    </w:p>
-    <w:bookmarkEnd w:id="112"/>
+    <w:p>
+      <w:pPr>
+        <w:pStyle w:val="FirstParagraph"/>
+      </w:pPr>
+      <w:r>
+        <w:t xml:space="preserve">[Javier Carpinteyro-Ponce]:</w:t>
+      </w:r>
+      <w:r>
+        <w:t xml:space="preserve"> </w:t>
+      </w:r>
+      <w:r>
+        <w:t xml:space="preserve">[Frederick Tan]:</w:t>
+      </w:r>
+    </w:p>
+    <w:bookmarkEnd w:id="102"/>
     <w:sectPr/>
   </w:body>
 </w:document>
